--- a/ExamenesSeguridad.docx
+++ b/ExamenesSeguridad.docx
@@ -226,7 +226,15 @@
     </w:p>
     <w:p>
       <w:r>
-        <w:t>Examen Módulo 1 version 2</w:t>
+        <w:t xml:space="preserve">Examen Módulo 1 </w:t>
+      </w:r>
+      <w:proofErr w:type="spellStart"/>
+      <w:r>
+        <w:t>version</w:t>
+      </w:r>
+      <w:proofErr w:type="spellEnd"/>
+      <w:r>
+        <w:t xml:space="preserve"> 2</w:t>
       </w:r>
     </w:p>
     <w:p/>
@@ -317,6 +325,120 @@
     <w:p>
       <w:r>
         <w:lastRenderedPageBreak/>
+        <w:t xml:space="preserve">Examen Módulo 1 </w:t>
+      </w:r>
+      <w:proofErr w:type="spellStart"/>
+      <w:r>
+        <w:t>version</w:t>
+      </w:r>
+      <w:proofErr w:type="spellEnd"/>
+      <w:r>
+        <w:t xml:space="preserve"> </w:t>
+      </w:r>
+      <w:r>
+        <w:t>3</w:t>
+      </w:r>
+    </w:p>
+    <w:p>
+      <w:r>
+        <w:rPr>
+          <w:noProof/>
+        </w:rPr>
+        <w:drawing>
+          <wp:inline distT="0" distB="0" distL="0" distR="0" wp14:anchorId="3734F078" wp14:editId="65688ABA">
+            <wp:extent cx="5612130" cy="2073910"/>
+            <wp:effectExtent l="0" t="0" r="7620" b="2540"/>
+            <wp:docPr id="1313969797" name="Imagen 1" descr="Diagrama&#10;&#10;El contenido generado por IA puede ser incorrecto."/>
+            <wp:cNvGraphicFramePr>
+              <a:graphicFrameLocks xmlns:a="http://schemas.openxmlformats.org/drawingml/2006/main" noChangeAspect="1"/>
+            </wp:cNvGraphicFramePr>
+            <a:graphic xmlns:a="http://schemas.openxmlformats.org/drawingml/2006/main">
+              <a:graphicData uri="http://schemas.openxmlformats.org/drawingml/2006/picture">
+                <pic:pic xmlns:pic="http://schemas.openxmlformats.org/drawingml/2006/picture">
+                  <pic:nvPicPr>
+                    <pic:cNvPr id="1313969797" name="Imagen 1" descr="Diagrama&#10;&#10;El contenido generado por IA puede ser incorrecto."/>
+                    <pic:cNvPicPr/>
+                  </pic:nvPicPr>
+                  <pic:blipFill>
+                    <a:blip r:embed="rId11"/>
+                    <a:stretch>
+                      <a:fillRect/>
+                    </a:stretch>
+                  </pic:blipFill>
+                  <pic:spPr>
+                    <a:xfrm>
+                      <a:off x="0" y="0"/>
+                      <a:ext cx="5612130" cy="2073910"/>
+                    </a:xfrm>
+                    <a:prstGeom prst="rect">
+                      <a:avLst/>
+                    </a:prstGeom>
+                  </pic:spPr>
+                </pic:pic>
+              </a:graphicData>
+            </a:graphic>
+          </wp:inline>
+        </w:drawing>
+      </w:r>
+    </w:p>
+    <w:p/>
+    <w:p>
+      <w:r>
+        <w:drawing>
+          <wp:inline distT="0" distB="0" distL="0" distR="0" wp14:anchorId="7504D74A" wp14:editId="20F486FE">
+            <wp:extent cx="5612130" cy="2170430"/>
+            <wp:effectExtent l="0" t="0" r="7620" b="1270"/>
+            <wp:docPr id="1861464288" name="Imagen 1" descr="Diagrama&#10;&#10;El contenido generado por IA puede ser incorrecto."/>
+            <wp:cNvGraphicFramePr>
+              <a:graphicFrameLocks xmlns:a="http://schemas.openxmlformats.org/drawingml/2006/main" noChangeAspect="1"/>
+            </wp:cNvGraphicFramePr>
+            <a:graphic xmlns:a="http://schemas.openxmlformats.org/drawingml/2006/main">
+              <a:graphicData uri="http://schemas.openxmlformats.org/drawingml/2006/picture">
+                <pic:pic xmlns:pic="http://schemas.openxmlformats.org/drawingml/2006/picture">
+                  <pic:nvPicPr>
+                    <pic:cNvPr id="1861464288" name="Imagen 1" descr="Diagrama&#10;&#10;El contenido generado por IA puede ser incorrecto."/>
+                    <pic:cNvPicPr/>
+                  </pic:nvPicPr>
+                  <pic:blipFill>
+                    <a:blip r:embed="rId12"/>
+                    <a:stretch>
+                      <a:fillRect/>
+                    </a:stretch>
+                  </pic:blipFill>
+                  <pic:spPr>
+                    <a:xfrm>
+                      <a:off x="0" y="0"/>
+                      <a:ext cx="5612130" cy="2170430"/>
+                    </a:xfrm>
+                    <a:prstGeom prst="rect">
+                      <a:avLst/>
+                    </a:prstGeom>
+                  </pic:spPr>
+                </pic:pic>
+              </a:graphicData>
+            </a:graphic>
+          </wp:inline>
+        </w:drawing>
+      </w:r>
+    </w:p>
+    <w:p/>
+    <w:p/>
+    <w:p/>
+    <w:p/>
+    <w:p/>
+    <w:p/>
+    <w:p/>
+    <w:p/>
+    <w:p/>
+    <w:p/>
+    <w:p/>
+    <w:p/>
+    <w:p/>
+    <w:p/>
+    <w:p/>
+    <w:p>
+      <w:r>
+        <w:lastRenderedPageBreak/>
         <w:t>Examen integrador v1</w:t>
       </w:r>
     </w:p>
@@ -341,7 +463,7 @@
                     <pic:cNvPicPr/>
                   </pic:nvPicPr>
                   <pic:blipFill>
-                    <a:blip r:embed="rId11"/>
+                    <a:blip r:embed="rId13"/>
                     <a:stretch>
                       <a:fillRect/>
                     </a:stretch>
@@ -383,7 +505,7 @@
                     <pic:cNvPicPr/>
                   </pic:nvPicPr>
                   <pic:blipFill>
-                    <a:blip r:embed="rId12"/>
+                    <a:blip r:embed="rId14"/>
                     <a:stretch>
                       <a:fillRect/>
                     </a:stretch>
@@ -430,7 +552,7 @@
                     <pic:cNvPicPr/>
                   </pic:nvPicPr>
                   <pic:blipFill>
-                    <a:blip r:embed="rId13"/>
+                    <a:blip r:embed="rId15"/>
                     <a:stretch>
                       <a:fillRect/>
                     </a:stretch>
@@ -472,7 +594,7 @@
                     <pic:cNvPicPr/>
                   </pic:nvPicPr>
                   <pic:blipFill>
-                    <a:blip r:embed="rId14"/>
+                    <a:blip r:embed="rId16"/>
                     <a:stretch>
                       <a:fillRect/>
                     </a:stretch>
@@ -503,10 +625,10 @@
     <w:p>
       <w:r>
         <w:drawing>
-          <wp:inline distT="0" distB="0" distL="0" distR="0" wp14:anchorId="1826F2FC" wp14:editId="55DAD7F9">
-            <wp:extent cx="5612130" cy="2073910"/>
-            <wp:effectExtent l="0" t="0" r="7620" b="2540"/>
-            <wp:docPr id="1313969797" name="Imagen 1" descr="Diagrama&#10;&#10;El contenido generado por IA puede ser incorrecto."/>
+          <wp:inline distT="0" distB="0" distL="0" distR="0" wp14:anchorId="5F6512CC" wp14:editId="1B80E0D8">
+            <wp:extent cx="5612130" cy="2176145"/>
+            <wp:effectExtent l="0" t="0" r="7620" b="0"/>
+            <wp:docPr id="568459346" name="Imagen 1" descr="Diagrama&#10;&#10;El contenido generado por IA puede ser incorrecto."/>
             <wp:cNvGraphicFramePr>
               <a:graphicFrameLocks xmlns:a="http://schemas.openxmlformats.org/drawingml/2006/main" noChangeAspect="1"/>
             </wp:cNvGraphicFramePr>
@@ -514,11 +636,11 @@
               <a:graphicData uri="http://schemas.openxmlformats.org/drawingml/2006/picture">
                 <pic:pic xmlns:pic="http://schemas.openxmlformats.org/drawingml/2006/picture">
                   <pic:nvPicPr>
-                    <pic:cNvPr id="1313969797" name="Imagen 1" descr="Diagrama&#10;&#10;El contenido generado por IA puede ser incorrecto."/>
+                    <pic:cNvPr id="568459346" name="Imagen 1" descr="Diagrama&#10;&#10;El contenido generado por IA puede ser incorrecto."/>
                     <pic:cNvPicPr/>
                   </pic:nvPicPr>
                   <pic:blipFill>
-                    <a:blip r:embed="rId15"/>
+                    <a:blip r:embed="rId17"/>
                     <a:stretch>
                       <a:fillRect/>
                     </a:stretch>
@@ -526,7 +648,7 @@
                   <pic:spPr>
                     <a:xfrm>
                       <a:off x="0" y="0"/>
-                      <a:ext cx="5612130" cy="2073910"/>
+                      <a:ext cx="5612130" cy="2176145"/>
                     </a:xfrm>
                     <a:prstGeom prst="rect">
                       <a:avLst/>
@@ -541,9 +663,64 @@
     </w:p>
     <w:p>
       <w:r>
+        <w:drawing>
+          <wp:inline distT="0" distB="0" distL="0" distR="0" wp14:anchorId="22FF7620" wp14:editId="6F5EDFE6">
+            <wp:extent cx="5612130" cy="2182495"/>
+            <wp:effectExtent l="0" t="0" r="7620" b="8255"/>
+            <wp:docPr id="79784854" name="Imagen 1" descr="Diagrama&#10;&#10;El contenido generado por IA puede ser incorrecto."/>
+            <wp:cNvGraphicFramePr>
+              <a:graphicFrameLocks xmlns:a="http://schemas.openxmlformats.org/drawingml/2006/main" noChangeAspect="1"/>
+            </wp:cNvGraphicFramePr>
+            <a:graphic xmlns:a="http://schemas.openxmlformats.org/drawingml/2006/main">
+              <a:graphicData uri="http://schemas.openxmlformats.org/drawingml/2006/picture">
+                <pic:pic xmlns:pic="http://schemas.openxmlformats.org/drawingml/2006/picture">
+                  <pic:nvPicPr>
+                    <pic:cNvPr id="79784854" name="Imagen 1" descr="Diagrama&#10;&#10;El contenido generado por IA puede ser incorrecto."/>
+                    <pic:cNvPicPr/>
+                  </pic:nvPicPr>
+                  <pic:blipFill>
+                    <a:blip r:embed="rId18"/>
+                    <a:stretch>
+                      <a:fillRect/>
+                    </a:stretch>
+                  </pic:blipFill>
+                  <pic:spPr>
+                    <a:xfrm>
+                      <a:off x="0" y="0"/>
+                      <a:ext cx="5612130" cy="2182495"/>
+                    </a:xfrm>
+                    <a:prstGeom prst="rect">
+                      <a:avLst/>
+                    </a:prstGeom>
+                  </pic:spPr>
+                </pic:pic>
+              </a:graphicData>
+            </a:graphic>
+          </wp:inline>
+        </w:drawing>
+      </w:r>
+    </w:p>
+    <w:p/>
+    <w:p/>
+    <w:p/>
+    <w:p/>
+    <w:p/>
+    <w:p/>
+    <w:p/>
+    <w:p/>
+    <w:p/>
+    <w:p/>
+    <w:p/>
+    <w:p/>
+    <w:p/>
+    <w:p/>
+    <w:p/>
+    <w:p>
+      <w:r>
         <w:rPr>
           <w:noProof/>
         </w:rPr>
+        <w:lastRenderedPageBreak/>
         <w:drawing>
           <wp:inline distT="0" distB="0" distL="0" distR="0" wp14:anchorId="1589F137" wp14:editId="36715ECD">
             <wp:extent cx="5612130" cy="2708910"/>
@@ -560,7 +737,7 @@
                     <pic:cNvPicPr/>
                   </pic:nvPicPr>
                   <pic:blipFill>
-                    <a:blip r:embed="rId16"/>
+                    <a:blip r:embed="rId19"/>
                     <a:stretch>
                       <a:fillRect/>
                     </a:stretch>
@@ -607,7 +784,7 @@
                     <pic:cNvPicPr/>
                   </pic:nvPicPr>
                   <pic:blipFill>
-                    <a:blip r:embed="rId17"/>
+                    <a:blip r:embed="rId20"/>
                     <a:stretch>
                       <a:fillRect/>
                     </a:stretch>
@@ -644,7 +821,6 @@
         <w:rPr>
           <w:noProof/>
         </w:rPr>
-        <w:lastRenderedPageBreak/>
         <w:drawing>
           <wp:inline distT="0" distB="0" distL="0" distR="0" wp14:anchorId="32BB7D77" wp14:editId="2AC967F6">
             <wp:extent cx="5030917" cy="3067050"/>
@@ -661,7 +837,7 @@
                     <pic:cNvPicPr/>
                   </pic:nvPicPr>
                   <pic:blipFill>
-                    <a:blip r:embed="rId18"/>
+                    <a:blip r:embed="rId21"/>
                     <a:stretch>
                       <a:fillRect/>
                     </a:stretch>
@@ -692,6 +868,7 @@
         <w:rPr>
           <w:noProof/>
         </w:rPr>
+        <w:lastRenderedPageBreak/>
         <w:t>WAN</w:t>
       </w:r>
     </w:p>
@@ -716,7 +893,7 @@
                     <pic:cNvPicPr/>
                   </pic:nvPicPr>
                   <pic:blipFill>
-                    <a:blip r:embed="rId19"/>
+                    <a:blip r:embed="rId22"/>
                     <a:stretch>
                       <a:fillRect/>
                     </a:stretch>
@@ -742,7 +919,6 @@
         <w:rPr>
           <w:noProof/>
         </w:rPr>
-        <w:lastRenderedPageBreak/>
         <w:drawing>
           <wp:inline distT="0" distB="0" distL="0" distR="0" wp14:anchorId="1C272457" wp14:editId="4A69134A">
             <wp:extent cx="5612130" cy="3334385"/>
@@ -759,7 +935,7 @@
                     <pic:cNvPicPr/>
                   </pic:nvPicPr>
                   <pic:blipFill>
-                    <a:blip r:embed="rId20"/>
+                    <a:blip r:embed="rId23"/>
                     <a:stretch>
                       <a:fillRect/>
                     </a:stretch>

--- a/ExamenesSeguridad.docx
+++ b/ExamenesSeguridad.docx
@@ -333,10 +333,7 @@
       </w:r>
       <w:proofErr w:type="spellEnd"/>
       <w:r>
-        <w:t xml:space="preserve"> </w:t>
-      </w:r>
-      <w:r>
-        <w:t>3</w:t>
+        <w:t xml:space="preserve"> 3</w:t>
       </w:r>
     </w:p>
     <w:p>
@@ -384,6 +381,9 @@
     <w:p/>
     <w:p>
       <w:r>
+        <w:rPr>
+          <w:noProof/>
+        </w:rPr>
         <w:drawing>
           <wp:inline distT="0" distB="0" distL="0" distR="0" wp14:anchorId="7504D74A" wp14:editId="20F486FE">
             <wp:extent cx="5612130" cy="2170430"/>
@@ -624,6 +624,9 @@
     </w:p>
     <w:p>
       <w:r>
+        <w:rPr>
+          <w:noProof/>
+        </w:rPr>
         <w:drawing>
           <wp:inline distT="0" distB="0" distL="0" distR="0" wp14:anchorId="5F6512CC" wp14:editId="1B80E0D8">
             <wp:extent cx="5612130" cy="2176145"/>
@@ -663,6 +666,9 @@
     </w:p>
     <w:p>
       <w:r>
+        <w:rPr>
+          <w:noProof/>
+        </w:rPr>
         <w:drawing>
           <wp:inline distT="0" distB="0" distL="0" distR="0" wp14:anchorId="22FF7620" wp14:editId="6F5EDFE6">
             <wp:extent cx="5612130" cy="2182495"/>
